--- a/Notes/Robot Framework - ABB - July 2026.docx
+++ b/Notes/Robot Framework - ABB - July 2026.docx
@@ -2432,8 +2432,171 @@
       </w:pPr>
       <w:r>
         <w:rPr>
-          <w:rtl w:val="0"/>
-        </w:rPr>
+          <w:sz w:val="24"/>
+          <w:szCs w:val="24"/>
+          <w:rtl w:val="0"/>
+        </w:rPr>
+        <w:t xml:space="preserve">—-------------------------------------------------------------------------------------------------</w:t>
+      </w:r>
+    </w:p>
+    <w:p>
+      <w:pPr>
+        <w:rPr>
+          <w:sz w:val="24"/>
+          <w:szCs w:val="24"/>
+        </w:rPr>
+      </w:pPr>
+      <w:r>
+        <w:rPr>
+          <w:rtl w:val="0"/>
+        </w:rPr>
+      </w:r>
+    </w:p>
+    <w:p>
+      <w:pPr>
+        <w:rPr>
+          <w:sz w:val="24"/>
+          <w:szCs w:val="24"/>
+        </w:rPr>
+      </w:pPr>
+      <w:r>
+        <w:rPr>
+          <w:sz w:val="24"/>
+          <w:szCs w:val="24"/>
+          <w:rtl w:val="0"/>
+        </w:rPr>
+        <w:t xml:space="preserve">Git </w:t>
+      </w:r>
+    </w:p>
+    <w:p>
+      <w:pPr>
+        <w:rPr>
+          <w:sz w:val="24"/>
+          <w:szCs w:val="24"/>
+        </w:rPr>
+      </w:pPr>
+      <w:r>
+        <w:rPr>
+          <w:rtl w:val="0"/>
+        </w:rPr>
+      </w:r>
+    </w:p>
+    <w:p>
+      <w:pPr>
+        <w:rPr>
+          <w:sz w:val="24"/>
+          <w:szCs w:val="24"/>
+        </w:rPr>
+      </w:pPr>
+      <w:r>
+        <w:rPr>
+          <w:sz w:val="24"/>
+          <w:szCs w:val="24"/>
+          <w:rtl w:val="0"/>
+        </w:rPr>
+        <w:t xml:space="preserve">Git - Git is a free and open source distributed version control system. </w:t>
+      </w:r>
+    </w:p>
+    <w:p>
+      <w:pPr>
+        <w:rPr>
+          <w:sz w:val="24"/>
+          <w:szCs w:val="24"/>
+        </w:rPr>
+      </w:pPr>
+      <w:r>
+        <w:rPr>
+          <w:rtl w:val="0"/>
+        </w:rPr>
+      </w:r>
+    </w:p>
+    <w:p>
+      <w:pPr>
+        <w:rPr>
+          <w:sz w:val="24"/>
+          <w:szCs w:val="24"/>
+        </w:rPr>
+      </w:pPr>
+      <w:r>
+        <w:rPr>
+          <w:sz w:val="24"/>
+          <w:szCs w:val="24"/>
+          <w:rtl w:val="0"/>
+        </w:rPr>
+        <w:t xml:space="preserve">Architecture: </w:t>
+      </w:r>
+    </w:p>
+    <w:p>
+      <w:pPr>
+        <w:rPr>
+          <w:sz w:val="24"/>
+          <w:szCs w:val="24"/>
+        </w:rPr>
+      </w:pPr>
+      <w:r>
+        <w:rPr>
+          <w:rtl w:val="0"/>
+        </w:rPr>
+      </w:r>
+    </w:p>
+    <w:p>
+      <w:pPr>
+        <w:rPr>
+          <w:sz w:val="24"/>
+          <w:szCs w:val="24"/>
+        </w:rPr>
+      </w:pPr>
+      <w:r>
+        <w:rPr>
+          <w:sz w:val="24"/>
+          <w:szCs w:val="24"/>
+          <w:rtl w:val="0"/>
+        </w:rPr>
+        <w:t xml:space="preserve">Project (on local machine) </w:t>
+      </w:r>
+      <w:commentRangeStart w:id="2"/>
+      <w:r>
+        <w:rPr>
+          <w:rFonts w:ascii="Arial Unicode MS" w:cs="Arial Unicode MS" w:eastAsia="Arial Unicode MS" w:hAnsi="Arial Unicode MS"/>
+          <w:sz w:val="24"/>
+          <w:szCs w:val="24"/>
+          <w:rtl w:val="0"/>
+        </w:rPr>
+        <w:t xml:space="preserve">→</w:t>
+      </w:r>
+      <w:commentRangeEnd w:id="2"/>
+      <w:r>
+        <w:commentReference w:id="2"/>
+      </w:r>
+      <w:r>
+        <w:rPr>
+          <w:sz w:val="24"/>
+          <w:szCs w:val="24"/>
+          <w:rtl w:val="0"/>
+        </w:rPr>
+        <w:t xml:space="preserve"> local repo (on local machine) </w:t>
+      </w:r>
+      <w:commentRangeStart w:id="3"/>
+      <w:r>
+        <w:rPr>
+          <w:rFonts w:ascii="Arial Unicode MS" w:cs="Arial Unicode MS" w:eastAsia="Arial Unicode MS" w:hAnsi="Arial Unicode MS"/>
+          <w:sz w:val="24"/>
+          <w:szCs w:val="24"/>
+          <w:rtl w:val="0"/>
+        </w:rPr>
+        <w:t xml:space="preserve">→</w:t>
+      </w:r>
+      <w:commentRangeEnd w:id="3"/>
+      <w:r>
+        <w:commentReference w:id="3"/>
+      </w:r>
+      <w:r>
+        <w:rPr>
+          <w:sz w:val="24"/>
+          <w:szCs w:val="24"/>
+          <w:rtl w:val="0"/>
+        </w:rPr>
+        <w:t xml:space="preserve"> remote repository (GitHub, GitLab, Bitbucket, AWS CodeCommit) </w:t>
       </w:r>
     </w:p>
     <w:p>
@@ -5504,6 +5667,116 @@
           <w:rtl w:val="0"/>
         </w:rPr>
         <w:t xml:space="preserve">gives you env to run robot file and also provide standard libraries</w:t>
+      </w:r>
+    </w:p>
+  </w:comment>
+  <w:comment w:author="Balaji D" w:id="2" w:date="2026-07-29T11:50:03Z">
+    <w:p>
+      <w:pPr>
+        <w:keepNext w:val="0"/>
+        <w:keepLines w:val="0"/>
+        <w:pageBreakBefore w:val="0"/>
+        <w:widowControl w:val="0"/>
+        <w:pBdr>
+          <w:top w:space="0" w:sz="0" w:val="nil"/>
+          <w:left w:space="0" w:sz="0" w:val="nil"/>
+          <w:bottom w:space="0" w:sz="0" w:val="nil"/>
+          <w:right w:space="0" w:sz="0" w:val="nil"/>
+          <w:between w:space="0" w:sz="0" w:val="nil"/>
+        </w:pBdr>
+        <w:shd w:fill="auto" w:val="clear"/>
+        <w:spacing w:after="0" w:before="0" w:line="240" w:lineRule="auto"/>
+        <w:ind w:left="0" w:right="0" w:firstLine="0"/>
+        <w:jc w:val="left"/>
+        <w:rPr>
+          <w:rFonts w:ascii="Arial" w:cs="Arial" w:eastAsia="Arial" w:hAnsi="Arial"/>
+          <w:b w:val="0"/>
+          <w:bCs w:val="0"/>
+          <w:i w:val="0"/>
+          <w:iCs w:val="0"/>
+          <w:smallCaps w:val="0"/>
+          <w:strike w:val="0"/>
+          <w:color w:val="000000"/>
+          <w:sz w:val="22"/>
+          <w:szCs w:val="22"/>
+          <w:u w:val="none"/>
+          <w:shd w:fill="auto" w:val="clear"/>
+          <w:vertAlign w:val="baseline"/>
+        </w:rPr>
+      </w:pPr>
+      <w:r>
+        <w:rPr>
+          <w:rFonts w:ascii="Arial" w:cs="Arial" w:eastAsia="Arial" w:hAnsi="Arial"/>
+          <w:b w:val="0"/>
+          <w:bCs w:val="0"/>
+          <w:i w:val="0"/>
+          <w:iCs w:val="0"/>
+          <w:smallCaps w:val="0"/>
+          <w:strike w:val="0"/>
+          <w:color w:val="000000"/>
+          <w:sz w:val="22"/>
+          <w:szCs w:val="22"/>
+          <w:u w:val="none"/>
+          <w:shd w:fill="auto" w:val="clear"/>
+          <w:vertAlign w:val="baseline"/>
+          <w:rtl w:val="0"/>
+        </w:rPr>
+        <w:t xml:space="preserve">git commit</w:t>
+      </w:r>
+    </w:p>
+  </w:comment>
+  <w:comment w:author="Balaji D" w:id="3" w:date="2026-07-29T11:52:03Z">
+    <w:p>
+      <w:pPr>
+        <w:keepNext w:val="0"/>
+        <w:keepLines w:val="0"/>
+        <w:pageBreakBefore w:val="0"/>
+        <w:widowControl w:val="0"/>
+        <w:pBdr>
+          <w:top w:space="0" w:sz="0" w:val="nil"/>
+          <w:left w:space="0" w:sz="0" w:val="nil"/>
+          <w:bottom w:space="0" w:sz="0" w:val="nil"/>
+          <w:right w:space="0" w:sz="0" w:val="nil"/>
+          <w:between w:space="0" w:sz="0" w:val="nil"/>
+        </w:pBdr>
+        <w:shd w:fill="auto" w:val="clear"/>
+        <w:spacing w:after="0" w:before="0" w:line="240" w:lineRule="auto"/>
+        <w:ind w:left="0" w:right="0" w:firstLine="0"/>
+        <w:jc w:val="left"/>
+        <w:rPr>
+          <w:rFonts w:ascii="Arial" w:cs="Arial" w:eastAsia="Arial" w:hAnsi="Arial"/>
+          <w:b w:val="0"/>
+          <w:bCs w:val="0"/>
+          <w:i w:val="0"/>
+          <w:iCs w:val="0"/>
+          <w:smallCaps w:val="0"/>
+          <w:strike w:val="0"/>
+          <w:color w:val="000000"/>
+          <w:sz w:val="22"/>
+          <w:szCs w:val="22"/>
+          <w:u w:val="none"/>
+          <w:shd w:fill="auto" w:val="clear"/>
+          <w:vertAlign w:val="baseline"/>
+        </w:rPr>
+      </w:pPr>
+      <w:r>
+        <w:rPr>
+          <w:rFonts w:ascii="Arial" w:cs="Arial" w:eastAsia="Arial" w:hAnsi="Arial"/>
+          <w:b w:val="0"/>
+          <w:bCs w:val="0"/>
+          <w:i w:val="0"/>
+          <w:iCs w:val="0"/>
+          <w:smallCaps w:val="0"/>
+          <w:strike w:val="0"/>
+          <w:color w:val="000000"/>
+          <w:sz w:val="22"/>
+          <w:szCs w:val="22"/>
+          <w:u w:val="none"/>
+          <w:shd w:fill="auto" w:val="clear"/>
+          <w:vertAlign w:val="baseline"/>
+          <w:rtl w:val="0"/>
+        </w:rPr>
+        <w:t xml:space="preserve">git push</w:t>
       </w:r>
     </w:p>
   </w:comment>
